--- a/docs/ProjectDes.docx
+++ b/docs/ProjectDes.docx
@@ -1,6 +1,6 @@
 
 <file path=word/document.xml><?xml version="1.0" encoding="utf-8"?>
-<w:document xmlns:wpc="http://schemas.microsoft.com/office/word/2010/wordprocessingCanvas" xmlns:cx="http://schemas.microsoft.com/office/drawing/2014/chartex" xmlns:cx1="http://schemas.microsoft.com/office/drawing/2015/9/8/chartex" xmlns:cx2="http://schemas.microsoft.com/office/drawing/2015/10/21/chartex" xmlns:cx3="http://schemas.microsoft.com/office/drawing/2016/5/9/chartex" xmlns:cx4="http://schemas.microsoft.com/office/drawing/2016/5/10/chartex" xmlns:cx5="http://schemas.microsoft.com/office/drawing/2016/5/11/chartex" xmlns:cx6="http://schemas.microsoft.com/office/drawing/2016/5/12/chartex" xmlns:cx7="http://schemas.microsoft.com/office/drawing/2016/5/13/chartex" xmlns:cx8="http://schemas.microsoft.com/office/drawing/2016/5/14/chartex" xmlns:mc="http://schemas.openxmlformats.org/markup-compatibility/2006" xmlns:aink="http://schemas.microsoft.com/office/drawing/2016/ink" xmlns:am3d="http://schemas.microsoft.com/office/drawing/2017/model3d" xmlns:o="urn:schemas-microsoft-com:office:office" xmlns:oel="http://schemas.microsoft.com/office/2019/extlst" xmlns:r="http://schemas.openxmlformats.org/officeDocument/2006/relationships" xmlns:m="http://schemas.openxmlformats.org/officeDocument/2006/math" xmlns:v="urn:schemas-microsoft-com:vml" xmlns:wp14="http://schemas.microsoft.com/office/word/2010/wordprocessingDrawing" xmlns:wp="http://schemas.openxmlformats.org/drawingml/2006/wordprocessingDrawing" xmlns:w10="urn:schemas-microsoft-com:office:word" xmlns:w="http://schemas.openxmlformats.org/wordprocessingml/2006/main" xmlns:w14="http://schemas.microsoft.com/office/word/2010/wordml" xmlns:w15="http://schemas.microsoft.com/office/word/2012/wordml" xmlns:w16cex="http://schemas.microsoft.com/office/word/2018/wordml/cex" xmlns:w16cid="http://schemas.microsoft.com/office/word/2016/wordml/cid" xmlns:w16="http://schemas.microsoft.com/office/word/2018/wordml" xmlns:w16du="http://schemas.microsoft.com/office/word/2023/wordml/word16du" xmlns:w16sdtdh="http://schemas.microsoft.com/office/word/2020/wordml/sdtdatahash" xmlns:w16sdtfl="http://schemas.microsoft.com/office/word/2024/wordml/sdtformatlock" xmlns:w16se="http://schemas.microsoft.com/office/word/2015/wordml/symex" xmlns:wpg="http://schemas.microsoft.com/office/word/2010/wordprocessingGroup" xmlns:wpi="http://schemas.microsoft.com/office/word/2010/wordprocessingInk" xmlns:wne="http://schemas.microsoft.com/office/word/2006/wordml" xmlns:wps="http://schemas.microsoft.com/office/word/2010/wordprocessingShape" mc:Ignorable="w14 w15 w16se w16cid w16 w16cex w16sdtdh w16sdtfl w16du wp14">
+<w:document xmlns:wpc="http://schemas.microsoft.com/office/word/2010/wordprocessingCanvas" xmlns:cx="http://schemas.microsoft.com/office/drawing/2014/chartex" xmlns:cx1="http://schemas.microsoft.com/office/drawing/2015/9/8/chartex" xmlns:cx2="http://schemas.microsoft.com/office/drawing/2015/10/21/chartex" xmlns:cx3="http://schemas.microsoft.com/office/drawing/2016/5/9/chartex" xmlns:cx4="http://schemas.microsoft.com/office/drawing/2016/5/10/chartex" xmlns:cx5="http://schemas.microsoft.com/office/drawing/2016/5/11/chartex" xmlns:cx6="http://schemas.microsoft.com/office/drawing/2016/5/12/chartex" xmlns:cx7="http://schemas.microsoft.com/office/drawing/2016/5/13/chartex" xmlns:cx8="http://schemas.microsoft.com/office/drawing/2016/5/14/chartex" xmlns:mc="http://schemas.openxmlformats.org/markup-compatibility/2006" xmlns:aink="http://schemas.microsoft.com/office/drawing/2016/ink" xmlns:am3d="http://schemas.microsoft.com/office/drawing/2017/model3d" xmlns:o="urn:schemas-microsoft-com:office:office" xmlns:oel="http://schemas.microsoft.com/office/2019/extlst" xmlns:r="http://schemas.openxmlformats.org/officeDocument/2006/relationships" xmlns:m="http://schemas.openxmlformats.org/officeDocument/2006/math" xmlns:v="urn:schemas-microsoft-com:vml" xmlns:wp14="http://schemas.microsoft.com/office/word/2010/wordprocessingDrawing" xmlns:wp="http://schemas.openxmlformats.org/drawingml/2006/wordprocessingDrawing" xmlns:w10="urn:schemas-microsoft-com:office:word" xmlns:w="http://schemas.openxmlformats.org/wordprocessingml/2006/main" xmlns:w14="http://schemas.microsoft.com/office/word/2010/wordml" xmlns:w15="http://schemas.microsoft.com/office/word/2012/wordml" xmlns:w16cex="http://schemas.microsoft.com/office/word/2018/wordml/cex" xmlns:w16cid="http://schemas.microsoft.com/office/word/2016/wordml/cid" xmlns:w16="http://schemas.microsoft.com/office/word/2018/wordml" xmlns:w16sdtdh="http://schemas.microsoft.com/office/word/2020/wordml/sdtdatahash" xmlns:w16se="http://schemas.microsoft.com/office/word/2015/wordml/symex" xmlns:wpg="http://schemas.microsoft.com/office/word/2010/wordprocessingGroup" xmlns:wpi="http://schemas.microsoft.com/office/word/2010/wordprocessingInk" xmlns:wne="http://schemas.microsoft.com/office/word/2006/wordml" xmlns:wps="http://schemas.microsoft.com/office/word/2010/wordprocessingShape" mc:Ignorable="w14 w15 w16se w16cid w16 w16cex w16sdtdh wp14">
   <w:body>
     <w:p>
       <w:pPr>
@@ -54,23 +54,7 @@
           <w:sz w:val="28"/>
           <w:szCs w:val="28"/>
         </w:rPr>
-        <w:t xml:space="preserve">The game content is organized into three difficulty stages: Learner, Intermediate, and Master. There are 3 stages, and 5 levels each stage (15 levels total). Learner puzzles use board size below 10×10, Intermediate puzzles use board size below 20×20, and Master puzzles use board size 20×20 and above. Each level has its own pool of stored puzzles, and those puzzles are manually inserted into the database. If a player reaches a level that has no stored puzzles (very not likely to happen), the system displays ‘level is not ready’ and marks that level as skipped for the </w:t>
-      </w:r>
-      <w:proofErr w:type="gramStart"/>
-      <w:r>
-        <w:rPr>
-          <w:sz w:val="28"/>
-          <w:szCs w:val="28"/>
-        </w:rPr>
-        <w:t>player, and</w:t>
-      </w:r>
-      <w:proofErr w:type="gramEnd"/>
-      <w:r>
-        <w:rPr>
-          <w:sz w:val="28"/>
-          <w:szCs w:val="28"/>
-        </w:rPr>
-        <w:t xml:space="preserve"> automatically advances them to the next available level that contains puzzles. The skipped level remains unsolved and can be completed later after puzzles are added. </w:t>
+        <w:t xml:space="preserve">The game content is organized into three difficulty stages: Learner, Intermediate, and Master. There are 3 stages, and 5 levels each stage (15 levels total). Learner puzzles use board size below 10×10, Intermediate puzzles use board size below 20×20, and Master puzzles use board size 20×20 and above. Each level has its own pool of stored puzzles, and those puzzles are manually inserted into the database. If a player reaches a level that has no stored puzzles (very not likely to happen), the system displays ‘level is not ready’ and marks that level as skipped for the player, and automatically advances them to the next available level that contains puzzles. The skipped level remains unsolved and can be completed later after puzzles are added. </w:t>
       </w:r>
     </w:p>
     <w:p>
@@ -502,34 +486,16 @@
         </w:rPr>
         <w:t xml:space="preserve"> The app is implemented with Flask and SQLite and is intended to be deployed on Render in the final iteration.</w:t>
       </w:r>
-    </w:p>
-    <w:p>
-      <w:pPr>
-        <w:rPr>
-          <w:b/>
-          <w:bCs/>
-          <w:sz w:val="28"/>
-          <w:szCs w:val="28"/>
-          <w:u w:val="single"/>
-        </w:rPr>
-      </w:pPr>
       <w:r>
         <w:rPr>
-          <w:b/>
-          <w:bCs/>
-          <w:sz w:val="28"/>
-          <w:szCs w:val="28"/>
-          <w:u w:val="single"/>
-        </w:rPr>
-        <w:t xml:space="preserve">TLDR </w:t>
+          <w:sz w:val="28"/>
+          <w:szCs w:val="28"/>
+        </w:rPr>
+        <w:t xml:space="preserve"> </w:t>
       </w:r>
     </w:p>
     <w:p>
       <w:pPr>
-        <w:numPr>
-          <w:ilvl w:val="0"/>
-          <w:numId w:val="35"/>
-        </w:numPr>
         <w:rPr>
           <w:sz w:val="28"/>
           <w:szCs w:val="28"/>
@@ -540,15 +506,41 @@
           <w:sz w:val="28"/>
           <w:szCs w:val="28"/>
         </w:rPr>
-        <w:t>What it is: Desktop-only Kakuro web app (Flask + SQLite), planned to deploy on Render.</w:t>
+        <w:t xml:space="preserve">The Login feature allows registered users to authenticate using email and password and access their saved progression in the </w:t>
+      </w:r>
+      <w:proofErr w:type="spellStart"/>
+      <w:r>
+        <w:rPr>
+          <w:sz w:val="28"/>
+          <w:szCs w:val="28"/>
+        </w:rPr>
+        <w:t>KakuroGame</w:t>
+      </w:r>
+      <w:proofErr w:type="spellEnd"/>
+      <w:r>
+        <w:rPr>
+          <w:sz w:val="28"/>
+          <w:szCs w:val="28"/>
+        </w:rPr>
+        <w:t xml:space="preserve"> system. After a successful login, the system restores the player’s last unlocked level, so they can continue the campaign without restarting from Level 1-1.</w:t>
+      </w:r>
+      <w:r>
+        <w:rPr>
+          <w:sz w:val="28"/>
+          <w:szCs w:val="28"/>
+        </w:rPr>
+        <w:t xml:space="preserve"> </w:t>
+      </w:r>
+      <w:r>
+        <w:rPr>
+          <w:sz w:val="28"/>
+          <w:szCs w:val="28"/>
+        </w:rPr>
+        <w:t>The game does not save the current puzzle grid or timer mid-run. If a logged-in user leaves during a puzzle, that specific attempt/run is lost, but their overall progression (unlocked levels) remains intact. Logged-in users also gain access to leaderboard submissions and features such as starting a New Run, while keeping their previously earned leaderboard records.</w:t>
       </w:r>
     </w:p>
     <w:p>
       <w:pPr>
-        <w:numPr>
-          <w:ilvl w:val="0"/>
-          <w:numId w:val="35"/>
-        </w:numPr>
         <w:rPr>
           <w:sz w:val="28"/>
           <w:szCs w:val="28"/>
@@ -559,7 +551,7 @@
           <w:sz w:val="28"/>
           <w:szCs w:val="28"/>
         </w:rPr>
-        <w:t xml:space="preserve">Players: Guest or </w:t>
+        <w:t xml:space="preserve">The </w:t>
       </w:r>
       <w:proofErr w:type="gramStart"/>
       <w:r>
@@ -567,446 +559,31 @@
           <w:sz w:val="28"/>
           <w:szCs w:val="28"/>
         </w:rPr>
-        <w:t>Logged-in.</w:t>
+        <w:t>Sign Up</w:t>
       </w:r>
       <w:proofErr w:type="gramEnd"/>
-    </w:p>
-    <w:p>
-      <w:pPr>
-        <w:numPr>
-          <w:ilvl w:val="1"/>
-          <w:numId w:val="35"/>
-        </w:numPr>
-        <w:rPr>
-          <w:sz w:val="28"/>
-          <w:szCs w:val="28"/>
-        </w:rPr>
-      </w:pPr>
       <w:r>
         <w:rPr>
           <w:sz w:val="28"/>
           <w:szCs w:val="28"/>
         </w:rPr>
-        <w:t>Guest: can play anytime, but progress resets to Level 1-1 if they refresh/close browser.</w:t>
+        <w:t xml:space="preserve"> feature enables guest players to create an account and convert their temporary session progress into permanent saved progress. The sign-up form requires name, email, password, and confirm password (password confirmation must match</w:t>
       </w:r>
-    </w:p>
-    <w:p>
-      <w:pPr>
-        <w:numPr>
-          <w:ilvl w:val="1"/>
-          <w:numId w:val="35"/>
-        </w:numPr>
-        <w:rPr>
-          <w:sz w:val="28"/>
-          <w:szCs w:val="28"/>
-        </w:rPr>
-      </w:pPr>
+      <w:proofErr w:type="gramStart"/>
       <w:r>
         <w:rPr>
           <w:sz w:val="28"/>
           <w:szCs w:val="28"/>
         </w:rPr>
-        <w:t>Logged-in: system saves last unlocked level (not the current grid or timer).</w:t>
+        <w:t>).Guests</w:t>
       </w:r>
-    </w:p>
-    <w:p>
-      <w:pPr>
-        <w:numPr>
-          <w:ilvl w:val="0"/>
-          <w:numId w:val="35"/>
-        </w:numPr>
-        <w:rPr>
-          <w:sz w:val="28"/>
-          <w:szCs w:val="28"/>
-        </w:rPr>
-      </w:pPr>
+      <w:proofErr w:type="gramEnd"/>
       <w:r>
         <w:rPr>
           <w:sz w:val="28"/>
           <w:szCs w:val="28"/>
         </w:rPr>
-        <w:t>Progression: 3 stages (Learner, Intermediate, Master) × 5 levels = 15 levels total.</w:t>
-      </w:r>
-    </w:p>
-    <w:p>
-      <w:pPr>
-        <w:numPr>
-          <w:ilvl w:val="1"/>
-          <w:numId w:val="35"/>
-        </w:numPr>
-        <w:rPr>
-          <w:sz w:val="28"/>
-          <w:szCs w:val="28"/>
-        </w:rPr>
-      </w:pPr>
-      <w:r>
-        <w:rPr>
-          <w:sz w:val="28"/>
-          <w:szCs w:val="28"/>
-        </w:rPr>
-        <w:t>Learner: &lt; 10×10</w:t>
-      </w:r>
-    </w:p>
-    <w:p>
-      <w:pPr>
-        <w:numPr>
-          <w:ilvl w:val="1"/>
-          <w:numId w:val="35"/>
-        </w:numPr>
-        <w:rPr>
-          <w:sz w:val="28"/>
-          <w:szCs w:val="28"/>
-        </w:rPr>
-      </w:pPr>
-      <w:r>
-        <w:rPr>
-          <w:sz w:val="28"/>
-          <w:szCs w:val="28"/>
-        </w:rPr>
-        <w:t>Intermediate: &lt; 20×20</w:t>
-      </w:r>
-    </w:p>
-    <w:p>
-      <w:pPr>
-        <w:numPr>
-          <w:ilvl w:val="1"/>
-          <w:numId w:val="35"/>
-        </w:numPr>
-        <w:rPr>
-          <w:sz w:val="28"/>
-          <w:szCs w:val="28"/>
-        </w:rPr>
-      </w:pPr>
-      <w:r>
-        <w:rPr>
-          <w:sz w:val="28"/>
-          <w:szCs w:val="28"/>
-        </w:rPr>
-        <w:t>Master: ≥ 20×20</w:t>
-      </w:r>
-    </w:p>
-    <w:p>
-      <w:pPr>
-        <w:numPr>
-          <w:ilvl w:val="0"/>
-          <w:numId w:val="35"/>
-        </w:numPr>
-        <w:rPr>
-          <w:sz w:val="28"/>
-          <w:szCs w:val="28"/>
-        </w:rPr>
-      </w:pPr>
-      <w:r>
-        <w:rPr>
-          <w:sz w:val="28"/>
-          <w:szCs w:val="28"/>
-        </w:rPr>
-        <w:t>Puzzles: Each level has its own pool of manually stored puzzles (about 50 total).</w:t>
-      </w:r>
-    </w:p>
-    <w:p>
-      <w:pPr>
-        <w:numPr>
-          <w:ilvl w:val="1"/>
-          <w:numId w:val="35"/>
-        </w:numPr>
-        <w:rPr>
-          <w:sz w:val="28"/>
-          <w:szCs w:val="28"/>
-        </w:rPr>
-      </w:pPr>
-      <w:r>
-        <w:rPr>
-          <w:sz w:val="28"/>
-          <w:szCs w:val="28"/>
-        </w:rPr>
-        <w:t>Each puzzle has a global UUID seed and a stored solution.</w:t>
-      </w:r>
-    </w:p>
-    <w:p>
-      <w:pPr>
-        <w:numPr>
-          <w:ilvl w:val="0"/>
-          <w:numId w:val="35"/>
-        </w:numPr>
-        <w:rPr>
-          <w:sz w:val="28"/>
-          <w:szCs w:val="28"/>
-        </w:rPr>
-      </w:pPr>
-      <w:r>
-        <w:rPr>
-          <w:sz w:val="28"/>
-          <w:szCs w:val="28"/>
-        </w:rPr>
-        <w:t>Loading puzzles:</w:t>
-      </w:r>
-    </w:p>
-    <w:p>
-      <w:pPr>
-        <w:numPr>
-          <w:ilvl w:val="1"/>
-          <w:numId w:val="35"/>
-        </w:numPr>
-        <w:rPr>
-          <w:sz w:val="28"/>
-          <w:szCs w:val="28"/>
-        </w:rPr>
-      </w:pPr>
-      <w:r>
-        <w:rPr>
-          <w:sz w:val="28"/>
-          <w:szCs w:val="28"/>
-        </w:rPr>
-        <w:lastRenderedPageBreak/>
-        <w:t>Random puzzle per level, avoids repeating the most recent puzzle when possible.</w:t>
-      </w:r>
-    </w:p>
-    <w:p>
-      <w:pPr>
-        <w:numPr>
-          <w:ilvl w:val="1"/>
-          <w:numId w:val="35"/>
-        </w:numPr>
-        <w:rPr>
-          <w:sz w:val="28"/>
-          <w:szCs w:val="28"/>
-        </w:rPr>
-      </w:pPr>
-      <w:r>
-        <w:rPr>
-          <w:sz w:val="28"/>
-          <w:szCs w:val="28"/>
-        </w:rPr>
-        <w:t>Seed loading allowed (UUID). If invalid → “seed not found”.</w:t>
-      </w:r>
-    </w:p>
-    <w:p>
-      <w:pPr>
-        <w:numPr>
-          <w:ilvl w:val="1"/>
-          <w:numId w:val="35"/>
-        </w:numPr>
-        <w:rPr>
-          <w:sz w:val="28"/>
-          <w:szCs w:val="28"/>
-        </w:rPr>
-      </w:pPr>
-      <w:r>
-        <w:rPr>
-          <w:sz w:val="28"/>
-          <w:szCs w:val="28"/>
-        </w:rPr>
-        <w:t>Valid seed can load any puzzle even from another level; after finishing, user returns to official progression (logged-in → latest unlocked level, guest → Level 1-1).</w:t>
-      </w:r>
-    </w:p>
-    <w:p>
-      <w:pPr>
-        <w:numPr>
-          <w:ilvl w:val="1"/>
-          <w:numId w:val="35"/>
-        </w:numPr>
-        <w:rPr>
-          <w:sz w:val="28"/>
-          <w:szCs w:val="28"/>
-        </w:rPr>
-      </w:pPr>
-      <w:r>
-        <w:rPr>
-          <w:sz w:val="28"/>
-          <w:szCs w:val="28"/>
-        </w:rPr>
-        <w:t>If a level has no puzzles → ‘level is not ready’, the level is marked as skipped, and the player is advanced to the next level that has puzzles.</w:t>
-      </w:r>
-    </w:p>
-    <w:p>
-      <w:pPr>
-        <w:numPr>
-          <w:ilvl w:val="0"/>
-          <w:numId w:val="35"/>
-        </w:numPr>
-        <w:rPr>
-          <w:sz w:val="28"/>
-          <w:szCs w:val="28"/>
-        </w:rPr>
-      </w:pPr>
-      <w:r>
-        <w:rPr>
-          <w:sz w:val="28"/>
-          <w:szCs w:val="28"/>
-        </w:rPr>
-        <w:t>Gameplay actions: Fill cells, erase, restart, check, show solution.</w:t>
-      </w:r>
-    </w:p>
-    <w:p>
-      <w:pPr>
-        <w:numPr>
-          <w:ilvl w:val="1"/>
-          <w:numId w:val="35"/>
-        </w:numPr>
-        <w:rPr>
-          <w:sz w:val="28"/>
-          <w:szCs w:val="28"/>
-        </w:rPr>
-      </w:pPr>
-      <w:r>
-        <w:rPr>
-          <w:sz w:val="28"/>
-          <w:szCs w:val="28"/>
-        </w:rPr>
-        <w:t>New Run (logged-in only): starts from Level 1-1, wipes the current run progress and eligibility, shows a warning first, and keeps existing leaderboard records unchanged.</w:t>
-      </w:r>
-    </w:p>
-    <w:p>
-      <w:pPr>
-        <w:numPr>
-          <w:ilvl w:val="1"/>
-          <w:numId w:val="35"/>
-        </w:numPr>
-        <w:rPr>
-          <w:sz w:val="28"/>
-          <w:szCs w:val="28"/>
-        </w:rPr>
-      </w:pPr>
-      <w:r>
-        <w:rPr>
-          <w:sz w:val="28"/>
-          <w:szCs w:val="28"/>
-        </w:rPr>
-        <w:t>Restart: clears grid, resets timer, and loads a different puzzle in the same level when possible.</w:t>
-      </w:r>
-    </w:p>
-    <w:p>
-      <w:pPr>
-        <w:numPr>
-          <w:ilvl w:val="1"/>
-          <w:numId w:val="35"/>
-        </w:numPr>
-        <w:rPr>
-          <w:sz w:val="28"/>
-          <w:szCs w:val="28"/>
-        </w:rPr>
-      </w:pPr>
-      <w:r>
-        <w:rPr>
-          <w:sz w:val="28"/>
-          <w:szCs w:val="28"/>
-        </w:rPr>
-        <w:t>Check: safe anytime; shows “Solved” or “Not solved” and lets player keep playing if not solved.</w:t>
-      </w:r>
-    </w:p>
-    <w:p>
-      <w:pPr>
-        <w:numPr>
-          <w:ilvl w:val="1"/>
-          <w:numId w:val="35"/>
-        </w:numPr>
-        <w:rPr>
-          <w:sz w:val="28"/>
-          <w:szCs w:val="28"/>
-        </w:rPr>
-      </w:pPr>
-      <w:r>
-        <w:rPr>
-          <w:sz w:val="28"/>
-          <w:szCs w:val="28"/>
-        </w:rPr>
-        <w:t>Validation: highlights only the cell when the input is not a number or outside 1–9; duplicate digits and wrong answers are evaluated only when the player presses Check.</w:t>
-      </w:r>
-    </w:p>
-    <w:p>
-      <w:pPr>
-        <w:numPr>
-          <w:ilvl w:val="0"/>
-          <w:numId w:val="35"/>
-        </w:numPr>
-        <w:rPr>
-          <w:sz w:val="28"/>
-          <w:szCs w:val="28"/>
-        </w:rPr>
-      </w:pPr>
-      <w:r>
-        <w:rPr>
-          <w:sz w:val="28"/>
-          <w:szCs w:val="28"/>
-        </w:rPr>
-        <w:t>Show Solution rule: Shows full solution but permanently makes the run ineligible for leaderboards (warning shown).</w:t>
-      </w:r>
-    </w:p>
-    <w:p>
-      <w:pPr>
-        <w:numPr>
-          <w:ilvl w:val="0"/>
-          <w:numId w:val="35"/>
-        </w:numPr>
-        <w:rPr>
-          <w:sz w:val="28"/>
-          <w:szCs w:val="28"/>
-        </w:rPr>
-      </w:pPr>
-      <w:r>
-        <w:rPr>
-          <w:sz w:val="28"/>
-          <w:szCs w:val="28"/>
-        </w:rPr>
-        <w:t>When solved: timer stops, grid locks, leaderboard shows, and player can go to next level.</w:t>
-      </w:r>
-    </w:p>
-    <w:p>
-      <w:pPr>
-        <w:numPr>
-          <w:ilvl w:val="0"/>
-          <w:numId w:val="35"/>
-        </w:numPr>
-        <w:rPr>
-          <w:sz w:val="28"/>
-          <w:szCs w:val="28"/>
-        </w:rPr>
-      </w:pPr>
-      <w:r>
-        <w:rPr>
-          <w:sz w:val="28"/>
-          <w:szCs w:val="28"/>
-        </w:rPr>
-        <w:t>Leaderboards:</w:t>
-      </w:r>
-    </w:p>
-    <w:p>
-      <w:pPr>
-        <w:numPr>
-          <w:ilvl w:val="1"/>
-          <w:numId w:val="35"/>
-        </w:numPr>
-        <w:rPr>
-          <w:sz w:val="28"/>
-          <w:szCs w:val="28"/>
-        </w:rPr>
-      </w:pPr>
-      <w:r>
-        <w:rPr>
-          <w:sz w:val="28"/>
-          <w:szCs w:val="28"/>
-        </w:rPr>
-        <w:t>Guests can appear on campaign leaderboard only if they finish all 15 levels in one sitting.</w:t>
-      </w:r>
-    </w:p>
-    <w:p>
-      <w:pPr>
-        <w:numPr>
-          <w:ilvl w:val="1"/>
-          <w:numId w:val="35"/>
-        </w:numPr>
-        <w:rPr>
-          <w:sz w:val="28"/>
-          <w:szCs w:val="28"/>
-        </w:rPr>
-      </w:pPr>
-      <w:r>
-        <w:rPr>
-          <w:sz w:val="28"/>
-          <w:szCs w:val="28"/>
-        </w:rPr>
-        <w:t>Campaign Top 5 for completing all 15 levels (sum of times) with strict rule: no Show Solution ever.</w:t>
+        <w:t xml:space="preserve"> may be prompted to sign up after completing a puzzle or finishing a campaign run. When a guest signs up, the system uploads their session data to the database and recalculates the official elapsed time using stored timestamps to ensure fairness. If a guest completes a full 15-level campaign in one sitting and signs up afterward, their campaign leaderboard submission is created under the new account. Signing up allows players to preserve progress across sessions and participate in leaderboard rankings.</w:t>
       </w:r>
     </w:p>
     <w:sectPr>
@@ -1020,7 +597,7 @@
 </file>
 
 <file path=word/numbering.xml><?xml version="1.0" encoding="utf-8"?>
-<w:numbering xmlns:wpc="http://schemas.microsoft.com/office/word/2010/wordprocessingCanvas" xmlns:cx="http://schemas.microsoft.com/office/drawing/2014/chartex" xmlns:cx1="http://schemas.microsoft.com/office/drawing/2015/9/8/chartex" xmlns:cx2="http://schemas.microsoft.com/office/drawing/2015/10/21/chartex" xmlns:cx3="http://schemas.microsoft.com/office/drawing/2016/5/9/chartex" xmlns:cx4="http://schemas.microsoft.com/office/drawing/2016/5/10/chartex" xmlns:cx5="http://schemas.microsoft.com/office/drawing/2016/5/11/chartex" xmlns:cx6="http://schemas.microsoft.com/office/drawing/2016/5/12/chartex" xmlns:cx7="http://schemas.microsoft.com/office/drawing/2016/5/13/chartex" xmlns:cx8="http://schemas.microsoft.com/office/drawing/2016/5/14/chartex" xmlns:mc="http://schemas.openxmlformats.org/markup-compatibility/2006" xmlns:aink="http://schemas.microsoft.com/office/drawing/2016/ink" xmlns:am3d="http://schemas.microsoft.com/office/drawing/2017/model3d" xmlns:o="urn:schemas-microsoft-com:office:office" xmlns:oel="http://schemas.microsoft.com/office/2019/extlst" xmlns:r="http://schemas.openxmlformats.org/officeDocument/2006/relationships" xmlns:m="http://schemas.openxmlformats.org/officeDocument/2006/math" xmlns:v="urn:schemas-microsoft-com:vml" xmlns:wp14="http://schemas.microsoft.com/office/word/2010/wordprocessingDrawing" xmlns:wp="http://schemas.openxmlformats.org/drawingml/2006/wordprocessingDrawing" xmlns:w10="urn:schemas-microsoft-com:office:word" xmlns:w="http://schemas.openxmlformats.org/wordprocessingml/2006/main" xmlns:w14="http://schemas.microsoft.com/office/word/2010/wordml" xmlns:w15="http://schemas.microsoft.com/office/word/2012/wordml" xmlns:w16cex="http://schemas.microsoft.com/office/word/2018/wordml/cex" xmlns:w16cid="http://schemas.microsoft.com/office/word/2016/wordml/cid" xmlns:w16="http://schemas.microsoft.com/office/word/2018/wordml" xmlns:w16du="http://schemas.microsoft.com/office/word/2023/wordml/word16du" xmlns:w16sdtdh="http://schemas.microsoft.com/office/word/2020/wordml/sdtdatahash" xmlns:w16sdtfl="http://schemas.microsoft.com/office/word/2024/wordml/sdtformatlock" xmlns:w16se="http://schemas.microsoft.com/office/word/2015/wordml/symex" xmlns:wpg="http://schemas.microsoft.com/office/word/2010/wordprocessingGroup" xmlns:wpi="http://schemas.microsoft.com/office/word/2010/wordprocessingInk" xmlns:wne="http://schemas.microsoft.com/office/word/2006/wordml" xmlns:wps="http://schemas.microsoft.com/office/word/2010/wordprocessingShape" mc:Ignorable="w14 w15 w16se w16cid w16 w16cex w16sdtdh w16sdtfl w16du wp14">
+<w:numbering xmlns:wpc="http://schemas.microsoft.com/office/word/2010/wordprocessingCanvas" xmlns:cx="http://schemas.microsoft.com/office/drawing/2014/chartex" xmlns:cx1="http://schemas.microsoft.com/office/drawing/2015/9/8/chartex" xmlns:cx2="http://schemas.microsoft.com/office/drawing/2015/10/21/chartex" xmlns:cx3="http://schemas.microsoft.com/office/drawing/2016/5/9/chartex" xmlns:cx4="http://schemas.microsoft.com/office/drawing/2016/5/10/chartex" xmlns:cx5="http://schemas.microsoft.com/office/drawing/2016/5/11/chartex" xmlns:cx6="http://schemas.microsoft.com/office/drawing/2016/5/12/chartex" xmlns:cx7="http://schemas.microsoft.com/office/drawing/2016/5/13/chartex" xmlns:cx8="http://schemas.microsoft.com/office/drawing/2016/5/14/chartex" xmlns:mc="http://schemas.openxmlformats.org/markup-compatibility/2006" xmlns:aink="http://schemas.microsoft.com/office/drawing/2016/ink" xmlns:am3d="http://schemas.microsoft.com/office/drawing/2017/model3d" xmlns:o="urn:schemas-microsoft-com:office:office" xmlns:oel="http://schemas.microsoft.com/office/2019/extlst" xmlns:r="http://schemas.openxmlformats.org/officeDocument/2006/relationships" xmlns:m="http://schemas.openxmlformats.org/officeDocument/2006/math" xmlns:v="urn:schemas-microsoft-com:vml" xmlns:wp14="http://schemas.microsoft.com/office/word/2010/wordprocessingDrawing" xmlns:wp="http://schemas.openxmlformats.org/drawingml/2006/wordprocessingDrawing" xmlns:w10="urn:schemas-microsoft-com:office:word" xmlns:w="http://schemas.openxmlformats.org/wordprocessingml/2006/main" xmlns:w14="http://schemas.microsoft.com/office/word/2010/wordml" xmlns:w15="http://schemas.microsoft.com/office/word/2012/wordml" xmlns:w16cex="http://schemas.microsoft.com/office/word/2018/wordml/cex" xmlns:w16cid="http://schemas.microsoft.com/office/word/2016/wordml/cid" xmlns:w16="http://schemas.microsoft.com/office/word/2018/wordml" xmlns:w16sdtdh="http://schemas.microsoft.com/office/word/2020/wordml/sdtdatahash" xmlns:w16se="http://schemas.microsoft.com/office/word/2015/wordml/symex" xmlns:wpg="http://schemas.microsoft.com/office/word/2010/wordprocessingGroup" xmlns:wpi="http://schemas.microsoft.com/office/word/2010/wordprocessingInk" xmlns:wne="http://schemas.microsoft.com/office/word/2006/wordml" xmlns:wps="http://schemas.microsoft.com/office/word/2010/wordprocessingShape" mc:Ignorable="w14 w15 w16se w16cid w16 w16cex w16sdtdh wp14">
   <w:abstractNum w:abstractNumId="0" w15:restartNumberingAfterBreak="0">
     <w:nsid w:val="0A144D4A"/>
     <w:multiLevelType w:val="multilevel"/>
@@ -6217,7 +5794,7 @@
 </file>
 
 <file path=word/styles.xml><?xml version="1.0" encoding="utf-8"?>
-<w:styles xmlns:mc="http://schemas.openxmlformats.org/markup-compatibility/2006" xmlns:r="http://schemas.openxmlformats.org/officeDocument/2006/relationships" xmlns:w="http://schemas.openxmlformats.org/wordprocessingml/2006/main" xmlns:w14="http://schemas.microsoft.com/office/word/2010/wordml" xmlns:w15="http://schemas.microsoft.com/office/word/2012/wordml" xmlns:w16cex="http://schemas.microsoft.com/office/word/2018/wordml/cex" xmlns:w16cid="http://schemas.microsoft.com/office/word/2016/wordml/cid" xmlns:w16="http://schemas.microsoft.com/office/word/2018/wordml" xmlns:w16du="http://schemas.microsoft.com/office/word/2023/wordml/word16du" xmlns:w16sdtdh="http://schemas.microsoft.com/office/word/2020/wordml/sdtdatahash" xmlns:w16sdtfl="http://schemas.microsoft.com/office/word/2024/wordml/sdtformatlock" xmlns:w16se="http://schemas.microsoft.com/office/word/2015/wordml/symex" mc:Ignorable="w14 w15 w16se w16cid w16 w16cex w16sdtdh w16sdtfl w16du">
+<w:styles xmlns:mc="http://schemas.openxmlformats.org/markup-compatibility/2006" xmlns:r="http://schemas.openxmlformats.org/officeDocument/2006/relationships" xmlns:w="http://schemas.openxmlformats.org/wordprocessingml/2006/main" xmlns:w14="http://schemas.microsoft.com/office/word/2010/wordml" xmlns:w15="http://schemas.microsoft.com/office/word/2012/wordml" xmlns:w16cex="http://schemas.microsoft.com/office/word/2018/wordml/cex" xmlns:w16cid="http://schemas.microsoft.com/office/word/2016/wordml/cid" xmlns:w16="http://schemas.microsoft.com/office/word/2018/wordml" xmlns:w16sdtdh="http://schemas.microsoft.com/office/word/2020/wordml/sdtdatahash" xmlns:w16se="http://schemas.microsoft.com/office/word/2015/wordml/symex" mc:Ignorable="w14 w15 w16se w16cid w16 w16cex w16sdtdh">
   <w:docDefaults>
     <w:rPrDefault>
       <w:rPr>
@@ -6819,7 +6396,6 @@
   <w:style w:type="character" w:default="1" w:styleId="DefaultParagraphFont">
     <w:name w:val="Default Paragraph Font"/>
     <w:uiPriority w:val="1"/>
-    <w:semiHidden/>
     <w:unhideWhenUsed/>
   </w:style>
   <w:style w:type="table" w:default="1" w:styleId="TableNormal">

--- a/docs/ProjectDes.docx
+++ b/docs/ProjectDes.docx
@@ -54,7 +54,7 @@
           <w:sz w:val="28"/>
           <w:szCs w:val="28"/>
         </w:rPr>
-        <w:t xml:space="preserve">The game content is organized into three difficulty stages: Learner, Intermediate, and Master. There are 3 stages, and 5 levels each stage (15 levels total). Learner puzzles use board size below 10×10, Intermediate puzzles use board size below 20×20, and Master puzzles use board size 20×20 and above. Each level has its own pool of stored puzzles, and those puzzles are manually inserted into the database. If a player reaches a level that has no stored puzzles (very not likely to happen), the system displays ‘level is not ready’ and marks that level as skipped for the player, and automatically advances them to the next available level that contains puzzles. The skipped level remains unsolved and can be completed later after puzzles are added. </w:t>
+        <w:t>The game content is organized into three difficulty stages: Learner, Intermediate, and Master. There are three stages, and each stage contains five levels, for a total of fifteen levels. Learner puzzles use smaller boards, Intermediate puzzles use medium boards, and Master puzzles use the largest boards. Each level has its own pool of stored puzzles, and those puzzles are manually inserted into the database. If a player reaches a level that has no stored puzzles, the system displays that the level is not ready, marks that level as skipped for progression purposes, and automatically advances the player to the next available level that contains puzzles. The skipped level remains unsolved and can be completed later after puzzles are added. This allows the campaign to continue without breaking the progression flow.</w:t>
       </w:r>
     </w:p>
     <w:p>
@@ -69,7 +69,7 @@
           <w:sz w:val="28"/>
           <w:szCs w:val="28"/>
         </w:rPr>
-        <w:t xml:space="preserve">Each puzzle board is a rectangular grid containing clue cells and playable cells. Clue cells can display right sums and down sums. A “segment” (part) is a contiguous run of playable cells tied to one clue sum, either horizontal or vertical. The intended valid digits are strictly 1–9, but the UI does not hard-block user input. This means if a player types “12” or a letter, the game keeps the input and highlights only that cell as invalid. Puzzle loading supports random loading and seed loading. </w:t>
+        <w:t>Each puzzle board is a rectangular grid containing clue cells and playable cells. Clue cells display right sums and down sums, while playable cells are where the player fills in values. A segment is a contiguous run of playable cells tied to one clue sum, either horizontal or vertical. The intended valid digits are strictly 1 to 9, but the interface does not fully block user input. This means if a player types “12” or a letter, the game keeps the input and highlights only that cell as invalid. This matches the play game use case, where the player solves the puzzle by filling cells and the validator checks the entered value for that cell. If the value is acceptable, the game continues; if it is invalid or out of range, the cell is highlighted.</w:t>
       </w:r>
     </w:p>
     <w:p>
@@ -79,36 +79,13 @@
           <w:szCs w:val="28"/>
         </w:rPr>
       </w:pPr>
-      <w:r>
-        <w:rPr>
-          <w:sz w:val="28"/>
-          <w:szCs w:val="28"/>
-        </w:rPr>
-        <w:t xml:space="preserve">When a player starts a level, the game loads a random puzzle from that level’s pool and avoids repeating the most recently played puzzle in that level. If the pool is too small to avoid repetition (for example, only one puzzle exists), the game still </w:t>
-      </w:r>
       <w:r>
         <w:rPr>
           <w:sz w:val="28"/>
           <w:szCs w:val="28"/>
         </w:rPr>
         <w:lastRenderedPageBreak/>
-        <w:t xml:space="preserve">loads the only available puzzle rather than failing. For seed loading, the player may enter a puzzle seed using a full UUID string. If the seed is not found (including wrong format or partial UUID), the UI shows a red error message: “seed not found.” If the seed is valid, the game loads that puzzle even if it belongs to a different level than the player’s current level. After the player finishes the seeded puzzle (solved or not), the system returns them to their “official progression state”. If logged in, it returns them to their latest unlocked level; if not logged in, it resets them back to Level 1-1. While solving a seeded puzzle, a logged-in user can choose Back to Campaign. Back to Campaign abandons the seeded puzzle and returns the player to the campaign flow. Loading seeds can confuse progression for guests, the system will </w:t>
-      </w:r>
-      <w:proofErr w:type="gramStart"/>
-      <w:r>
-        <w:rPr>
-          <w:sz w:val="28"/>
-          <w:szCs w:val="28"/>
-        </w:rPr>
-        <w:t>shows</w:t>
-      </w:r>
-      <w:proofErr w:type="gramEnd"/>
-      <w:r>
-        <w:rPr>
-          <w:sz w:val="28"/>
-          <w:szCs w:val="28"/>
-        </w:rPr>
-        <w:t xml:space="preserve"> a warning when a guest tries to load a specific seed. The warning explains to the player that playing a seed as a guest is allowed, but their progress is saved only in the session and will disappear if they refresh or close the browser, and once the seeded puzzle is finished, the guest will be returned to Level 1-1. The warning also includes a clear </w:t>
+        <w:t xml:space="preserve">Puzzle loading supports both random loading and seed loading. When a player starts a level in normal play, the game loads a random puzzle from that level’s pool and avoids repeating the most recently played puzzle in that level if possible. If the pool is too small to avoid repetition, such as when only one puzzle exists, the system still loads the available puzzle rather than failing. For seed loading, the player may enter a full puzzle seed to load a specific puzzle. If the seed is invalid, incomplete, or not found, the system displays the error message “seed not found.” If the seed is valid, the game loads that puzzle even if it belongs to a different level than the player’s current level. After the player finishes the seeded puzzle, the system returns the player to their official progression state. If the player is logged in, the system returns them to their latest unlocked level. If the player is a guest, the system returns them to Level 1-1. While solving a seeded puzzle, a logged-in user can choose Back to Campaign, which abandons the seeded puzzle and returns the player to the campaign flow. Before a guest loads a seed, the system shows a warning explaining that progress is session-only and will disappear if the browser is refreshed or closed, and it also offers a clear </w:t>
       </w:r>
       <w:proofErr w:type="gramStart"/>
       <w:r>
@@ -124,8 +101,16 @@
           <w:sz w:val="28"/>
           <w:szCs w:val="28"/>
         </w:rPr>
-        <w:t xml:space="preserve"> option so the player can create an account if they want their progression to be saved. </w:t>
+        <w:t xml:space="preserve"> option.</w:t>
       </w:r>
+    </w:p>
+    <w:p>
+      <w:pPr>
+        <w:rPr>
+          <w:sz w:val="28"/>
+          <w:szCs w:val="28"/>
+        </w:rPr>
+      </w:pPr>
     </w:p>
     <w:p>
       <w:pPr>
@@ -139,21 +124,21 @@
           <w:sz w:val="28"/>
           <w:szCs w:val="28"/>
         </w:rPr>
-        <w:t xml:space="preserve">During gameplay, the player can fill cells, erase cells, restart puzzle, press Check, or choose to Show Solution. Restart clears all inputs entirely, </w:t>
+        <w:t>During gameplay, the player can fill cells, erase cells, restart the puzzle, press Check, or choose Show Solution. Restart clears all inputs entirely, starts a new attempt with a new timer, and loads a different puzzle from the same level if possible, so players cannot lower their time by restarting and typing a memorized solution. If only one puzzle exists in that level, Restart reloads the same puzzle. Erasing</w:t>
       </w:r>
       <w:r>
         <w:rPr>
           <w:sz w:val="28"/>
           <w:szCs w:val="28"/>
         </w:rPr>
-        <w:t>starts a new attempt with a new timer</w:t>
+        <w:t xml:space="preserve"> cell</w:t>
       </w:r>
       <w:r>
         <w:rPr>
           <w:sz w:val="28"/>
           <w:szCs w:val="28"/>
         </w:rPr>
-        <w:t xml:space="preserve">, and loads a different puzzle from the same level if possible, so players cannot reduce their time by restarting and typing a memorized solution. Restart discards the current attempt and starts a new attempt with a new timer, if only one puzzle exists in that level, Restart button reloads the same puzzle. Erasing clears only the selected cell and does not reset the timer. If the player accidentally presses Check mid-run, nothing much happens: the system will compare the current grid to the stored solution, outputs “Not solved,” and the player continues with the same puzzle, same timer, and editable grid. The Check action mid-run is safe, it does not lock the grid, does not reset the timer, and does not change eligibility. </w:t>
+        <w:t xml:space="preserve"> clears only the selected cell and does not reset the timer. This supports the normal play game flow while still keeping the timer and puzzle attempt rules fair. </w:t>
       </w:r>
     </w:p>
     <w:p>
@@ -168,39 +153,45 @@
           <w:sz w:val="28"/>
           <w:szCs w:val="28"/>
         </w:rPr>
-        <w:t xml:space="preserve">The system provides real-time validation by highlighting a cell only when it contains a non-number or a value outside 1 to 9. The system evaluates duplicate digits and overall correctness when the player presses Check. The Check result stays as either ‘Solved’ or ‘Not solved’. </w:t>
+        <w:t xml:space="preserve">The system provides real-time validation while the player is filling cells. A cell is highlighted only when it contains a non-number or a value outside the valid range of 1 to 9. The system does not immediately end the run or block the player from continuing. Instead, it keeps the current value visible and lets the player continue editing the board. Duplicate digits and full puzzle correctness are not decided during normal typing. Those are evaluated when the player chooses to check the puzzle. This keeps the play game use case simple and consistent: the player fills </w:t>
       </w:r>
-    </w:p>
-    <w:p>
-      <w:pPr>
-        <w:rPr>
-          <w:sz w:val="28"/>
-          <w:szCs w:val="28"/>
-        </w:rPr>
-      </w:pPr>
       <w:r>
         <w:rPr>
           <w:sz w:val="28"/>
           <w:szCs w:val="28"/>
         </w:rPr>
         <w:lastRenderedPageBreak/>
-        <w:t xml:space="preserve">Each puzzle has only 1 solution, the puzzle is solved when the inputs </w:t>
+        <w:t>cells, invalid cell input is highlighted, and the game continues until the player changes the value or decides to press Check.</w:t>
       </w:r>
-      <w:proofErr w:type="gramStart"/>
+    </w:p>
+    <w:p>
+      <w:pPr>
+        <w:rPr>
+          <w:sz w:val="28"/>
+          <w:szCs w:val="28"/>
+        </w:rPr>
+      </w:pPr>
       <w:r>
         <w:rPr>
           <w:sz w:val="28"/>
           <w:szCs w:val="28"/>
         </w:rPr>
-        <w:t>matches</w:t>
+        <w:t>The Check Game feature allows players to verify their current puzzle state at any time during gameplay without penalty. When the Check action is triggered, the system compares the player’s current grid against the stored solution for that puzzle and outputs exactly one of two results: “Solved” or “Not solved.” If the puzzle is not solved, the player continues playing with the same grid, same timer, and same eligibility state. The grid remains editable, and the system does not reset progress or lock the puzzle. If the puzzle is solved, the timer stops immediately, the grid becomes locked so that the player cannot accidentally change a solved board, and the system proceeds to display the leaderboard for that puzzle seed. Each puzzle has only one stored solution, so a run is solved only if every playable cell matches exactly. If any playable cell is empty, invalid, or incorrect, the result remains “Not solved.”</w:t>
       </w:r>
-      <w:proofErr w:type="gramEnd"/>
+    </w:p>
+    <w:p>
+      <w:pPr>
+        <w:rPr>
+          <w:sz w:val="28"/>
+          <w:szCs w:val="28"/>
+        </w:rPr>
+      </w:pPr>
       <w:r>
         <w:rPr>
           <w:sz w:val="28"/>
           <w:szCs w:val="28"/>
         </w:rPr>
-        <w:t xml:space="preserve"> the stored solution. When the player clicks Check, the current board is compared to the solution saved in the database for that puzzle. A run is Solved only if every playable cell matches exactly. If any playable cell is empty, incorrect, or invalid (such as “12” or “0”), the result is Not solved. The output text is always exactly one of two values: “Solved” or “Not solved”. When the puzzle is solved, the timer stops immediately, the grid becomes locked so the player cannot accidentally edit a solved board, and the game automatically shows the leaderboard for that seed along with a button to proceed to the next level. </w:t>
+        <w:t>After a correct solve, the system processes the puzzle leaderboard. The set puzzle leaderboard feature allows the system to determine a player’s position on the leaderboard after the player solves a puzzle correctly. Once the timer stops, the system uses the player’s elapsed time for that puzzle seed, compares it with other recorded times for the same seed, sorts the leaderboard, and assigns the player’s rank accordingly. The result is a puzzle-specific leaderboard ordered by completion time. If two or more players have the same completion time, the ordering is resolved consistently by submission time. Guest users can view the leaderboard after solving, but registered users are the ones whose results are formally stored for ranking purposes.</w:t>
       </w:r>
     </w:p>
     <w:p>
@@ -215,7 +206,7 @@
           <w:sz w:val="28"/>
           <w:szCs w:val="28"/>
         </w:rPr>
-        <w:t>After showing the leaderboard, guest users see the sign-up prompt to save their session progress. The “Show Solution” feature fills the board with the stored solution, but it is very dangerous. The moment a player clicks Show Solution, even accidentally, the current run becomes permanently ineligible for all leaderboards. To prevent accidental disqualification, the system shows a warning/confirmation when the player clicks Show Solution, clearly stating that continuing will disable leaderboard submission for that run and will disqualify the run from campaign eligibility. If the player confirms and uses Show Solution, the game still allows them to continue playing and move through levels for learning, but it shows “leaderboard disabled” and does not allow that run to be submitted.</w:t>
+        <w:t>The Show Solution feature fills the board with the stored solution, but it is a dangerous action from a competitive point of view. The moment a player clicks Show Solution, the current run becomes permanently ineligible for all leaderboards. To prevent accidental disqualification, the system shows a warning or confirmation when the player clicks Show Solution, clearly stating that continuing will disable leaderboard submission for that run and will also disqualify the run from campaign eligibility. If the player confirms and uses Show Solution, the game still allows them to continue for learning purposes, but that run is marked as leaderboard disabled and cannot be submitted.</w:t>
       </w:r>
     </w:p>
     <w:p>
@@ -230,7 +221,8 @@
           <w:sz w:val="28"/>
           <w:szCs w:val="28"/>
         </w:rPr>
-        <w:t xml:space="preserve">Progression is enforced through level unlocking rules. Player progress by solving puzzles, the “Next puzzle” button after finishing a level takes player to another level. After solving Level 1-1, the player advances to Level 1-2, and so on. Logged in users can keep their unlocked level because the game saves it. Guests keep progress only for the current session, so refreshing the page or closing the browser sends them back to level 1-1. Since accidental closure can happen, the system shows a browser-close warning. It warns the guests that progress will be lost and offers a </w:t>
+        <w:lastRenderedPageBreak/>
+        <w:t xml:space="preserve">Progression is enforced through level unlocking rules. Players progress by solving puzzles, and after solving one level they advance to the next level in the campaign. Logged-in users keep their unlocked level because the system saves it. Guests keep progression only for the current session, so refreshing the page or closing the browser sends them back to Level 1-1. Since accidental closure can happen, the system shows a browser-close warning. For guests, the warning explains that progress will be lost and offers a </w:t>
       </w:r>
       <w:proofErr w:type="gramStart"/>
       <w:r>
@@ -246,30 +238,7 @@
           <w:sz w:val="28"/>
           <w:szCs w:val="28"/>
         </w:rPr>
-        <w:t xml:space="preserve"> action. For logged in users, it warns that the current puzzle will be lost (because mid-run state isn’t saved) but their last unlocked level is. </w:t>
-      </w:r>
-    </w:p>
-    <w:p>
-      <w:pPr>
-        <w:rPr>
-          <w:sz w:val="28"/>
-          <w:szCs w:val="28"/>
-        </w:rPr>
-      </w:pPr>
-      <w:r>
-        <w:rPr>
-          <w:sz w:val="28"/>
-          <w:szCs w:val="28"/>
-        </w:rPr>
-        <w:t xml:space="preserve">Logged-in users can start a New Run at any time. New Run always starts the player at Level 1-1 and overwrites the user’s current run progress. The system clears the current campaign attempt (level times, current campaign level, and campaign eligibility), clears any in-progress per-seed run tracking for the current run, and </w:t>
-      </w:r>
-      <w:r>
-        <w:rPr>
-          <w:sz w:val="28"/>
-          <w:szCs w:val="28"/>
-        </w:rPr>
-        <w:lastRenderedPageBreak/>
-        <w:t xml:space="preserve">starts a fresh timer flow for the new attempt. The user’s saved leaderboard results do not get deleted; previous Top 5 placements and best times already on the leaderboards remain visible. The app shows a confirmation warning before starting a New Run, because the current run progress will be lost. </w:t>
+        <w:t xml:space="preserve"> action. For logged-in users, the warning explains that the current puzzle attempt will be lost because mid-run state is not saved, but their last unlocked level will remain available. Logged-in users can also start a New Run at any time. A New Run starts the player back at Level 1-1, clears the current campaign attempt and in-progress run tracking, and starts a fresh timer flow. Previous leaderboard records are not deleted.</w:t>
       </w:r>
     </w:p>
     <w:p>
@@ -293,297 +262,30 @@
           <w:sz w:val="28"/>
           <w:szCs w:val="28"/>
         </w:rPr>
-        <w:t xml:space="preserve"> has two competitive leaderboard systems. The first is a per-seed leaderboard that shows the Top 5 fastest eligible solve times for each puzzle seed. Eligibility requires that the puzzle is solved without ever using Show Solution for that run. If a logged-in user gets a Top 5 time, the system automatically submits their account name and user ID</w:t>
+        <w:t xml:space="preserve"> has two competitive leaderboard systems. The first is the per-seed leaderboard, which shows the Top 5 fastest eligible solve times for each puzzle seed. Eligibility requires that the puzzle is solved correctly without ever using Show Solution during that run. Only registered users can place on the per-seed Top 5, although guests may still view the leaderboard after solving. If a player repeats the same seed multiple times, the system keeps only the best time for that seed and never replaces it with a slower time. The second leaderboard is the campaign leaderboard, which tracks the Top 5 fastest overall completions after all fifteen levels are finished. The campaign time is computed as the sum of the solved puzzle times across the campaign run. However, Show Solution must never be used at any point in that campaign attempt. If it is used even once, the campaign attempt is disqualified from the campaign leaderboard. Guests can compete for the campaign leaderboard only if they complete all fifteen levels in one sitting and then sign up afterward. Logged-in users can complete the campaign across multiple sessions because their unlocked level is saved. Campaign leaderboard completion also requires that all fifteen levels have stored puzzles available in the database.</w:t>
+      </w:r>
+    </w:p>
+    <w:p>
+      <w:pPr>
+        <w:rPr>
+          <w:sz w:val="28"/>
+          <w:szCs w:val="28"/>
+        </w:rPr>
+      </w:pPr>
+      <w:r>
+        <w:rPr>
+          <w:sz w:val="28"/>
+          <w:szCs w:val="28"/>
+        </w:rPr>
+        <w:t xml:space="preserve">The database is designed to support manual puzzle insertion and full auditability. Each stored puzzle includes its seed, level assignment, board dimensions, full layout representation, and stored solution. The system also logs run-related information such as timestamps, elapsed time, solved or not solved results, whether Show Solution was used, and eligibility status, so leaderboard results </w:t>
       </w:r>
       <w:r>
         <w:rPr>
           <w:sz w:val="28"/>
           <w:szCs w:val="28"/>
         </w:rPr>
-        <w:t>.</w:t>
-      </w:r>
-      <w:r>
-        <w:rPr>
-          <w:sz w:val="28"/>
-          <w:szCs w:val="28"/>
-        </w:rPr>
-        <w:t xml:space="preserve"> </w:t>
-      </w:r>
-      <w:r>
-        <w:rPr>
-          <w:sz w:val="28"/>
-          <w:szCs w:val="28"/>
-        </w:rPr>
-        <w:t>Guest users do not submit to the per-seed leaderboard. After a guest finishes a puzzle, the app shows the leaderboard for viewing and then prompts the guest to sign up to save their session progress</w:t>
-      </w:r>
-      <w:r>
-        <w:rPr>
-          <w:sz w:val="28"/>
-          <w:szCs w:val="28"/>
-        </w:rPr>
-        <w:t xml:space="preserve">. </w:t>
-      </w:r>
-      <w:r>
-        <w:rPr>
-          <w:sz w:val="28"/>
-          <w:szCs w:val="28"/>
-        </w:rPr>
-        <w:t>Only registered users can place on the per-seed Top 5</w:t>
-      </w:r>
-      <w:r>
-        <w:rPr>
-          <w:sz w:val="28"/>
-          <w:szCs w:val="28"/>
-        </w:rPr>
-        <w:t xml:space="preserve">. </w:t>
-      </w:r>
-      <w:r>
-        <w:rPr>
-          <w:sz w:val="28"/>
-          <w:szCs w:val="28"/>
-        </w:rPr>
-        <w:t>Duplicate names are allowed, because identity is tracked internally by user ID</w:t>
-      </w:r>
-      <w:r>
-        <w:rPr>
-          <w:sz w:val="28"/>
-          <w:szCs w:val="28"/>
-        </w:rPr>
-        <w:t xml:space="preserve">. If a player repeats a seed multiple times, the system keeps only their best time for that seed, slower solves never overwrite a faster best record. If two entries have the same time, the ordering is stable by name; if names also match, the system uses a consistent internal ordering (such as submission time) so the leaderboard never “shuffles” unpredictably. </w:t>
-      </w:r>
-    </w:p>
-    <w:p>
-      <w:pPr>
-        <w:rPr>
-          <w:sz w:val="28"/>
-          <w:szCs w:val="28"/>
-        </w:rPr>
-      </w:pPr>
-      <w:r>
-        <w:rPr>
-          <w:sz w:val="28"/>
-          <w:szCs w:val="28"/>
-        </w:rPr>
-        <w:t>The second leaderboard is the campaign leaderboard: Top 5 fastest overall after completing all 15 levels. The campaign time is computed as the sum of all solved puzzle’s times, but it has a strict rule: Show Solution must never be used at any point in the campaign attempt. If Show Solution is used even once anywhere during the campaign, the campaign attempt is disqualified from the campaign leaderboard.</w:t>
-      </w:r>
-      <w:r>
-        <w:t xml:space="preserve"> </w:t>
-      </w:r>
-      <w:r>
-        <w:rPr>
-          <w:sz w:val="28"/>
-          <w:szCs w:val="28"/>
-        </w:rPr>
-        <w:t>Guest</w:t>
-      </w:r>
-      <w:r>
-        <w:rPr>
-          <w:sz w:val="28"/>
-          <w:szCs w:val="28"/>
-        </w:rPr>
-        <w:t xml:space="preserve">s </w:t>
-      </w:r>
-      <w:r>
-        <w:rPr>
-          <w:sz w:val="28"/>
-          <w:szCs w:val="28"/>
-        </w:rPr>
-        <w:t>can compete for the campaign leaderboard</w:t>
-      </w:r>
-      <w:r>
-        <w:rPr>
-          <w:sz w:val="28"/>
-          <w:szCs w:val="28"/>
-        </w:rPr>
-        <w:t>.</w:t>
-      </w:r>
-      <w:r>
-        <w:rPr>
-          <w:sz w:val="28"/>
-          <w:szCs w:val="28"/>
-        </w:rPr>
-        <w:t xml:space="preserve"> </w:t>
-      </w:r>
-      <w:r>
-        <w:rPr>
-          <w:sz w:val="28"/>
-          <w:szCs w:val="28"/>
-        </w:rPr>
-        <w:t>Campaign submission for guests happens only when they complete all 15 levels in one sitting and then choose to sign up.</w:t>
-      </w:r>
-      <w:r>
-        <w:rPr>
-          <w:sz w:val="28"/>
-          <w:szCs w:val="28"/>
-        </w:rPr>
-        <w:t xml:space="preserve"> Any refresh, tab close, or browser close ends that attempt and forces a restart from Level 1-1 on the next visit. Logged-in users can complete the campaign across multiple sessions, because their unlocked level is saved and their eligible solves can be accumulated over time. </w:t>
-      </w:r>
-    </w:p>
-    <w:p>
-      <w:pPr>
-        <w:rPr>
-          <w:sz w:val="28"/>
-          <w:szCs w:val="28"/>
-        </w:rPr>
-      </w:pPr>
-      <w:r>
-        <w:rPr>
-          <w:sz w:val="28"/>
-          <w:szCs w:val="28"/>
-        </w:rPr>
-        <w:t xml:space="preserve">Campaign leaderboard completion requires all 15 levels to have stored puzzles available. If any level has no stored puzzles, the campaign cannot be completed for leaderboard submission until that level becomes available. </w:t>
-      </w:r>
-    </w:p>
-    <w:p>
-      <w:pPr>
-        <w:rPr>
-          <w:sz w:val="28"/>
-          <w:szCs w:val="28"/>
-        </w:rPr>
-      </w:pPr>
-      <w:r>
-        <w:rPr>
-          <w:sz w:val="28"/>
-          <w:szCs w:val="28"/>
-        </w:rPr>
         <w:lastRenderedPageBreak/>
-        <w:t xml:space="preserve">The database is designed to support manual puzzle insertion and full auditability. Each stored puzzle includes its globally unique seed UUID, level assignment, board dimensions, a full layout representation (including clue cell sums and cell types), and the stored solution. The system logs </w:t>
-      </w:r>
-      <w:proofErr w:type="gramStart"/>
-      <w:r>
-        <w:rPr>
-          <w:sz w:val="28"/>
-          <w:szCs w:val="28"/>
-        </w:rPr>
-        <w:t>runs</w:t>
-      </w:r>
-      <w:proofErr w:type="gramEnd"/>
-      <w:r>
-        <w:rPr>
-          <w:sz w:val="28"/>
-          <w:szCs w:val="28"/>
-        </w:rPr>
-        <w:t xml:space="preserve"> with timestamps, elapsed seconds, solved/not solved results, whether Show Solution was used, and eligibility status, so leaderboard results are always fair and consistent. When a guest signs up and uploads session data, the server recalculates the official elapsed seconds from the saved timestamps and writes the corrected values into the database.</w:t>
-      </w:r>
-      <w:r>
-        <w:rPr>
-          <w:sz w:val="28"/>
-          <w:szCs w:val="28"/>
-        </w:rPr>
-        <w:t xml:space="preserve"> </w:t>
-      </w:r>
-      <w:r>
-        <w:rPr>
-          <w:sz w:val="28"/>
-          <w:szCs w:val="28"/>
-        </w:rPr>
-        <w:t>If a guest signs up after completing a full campaign run, the system creates the campaign leaderboard submission under the new account name.</w:t>
-      </w:r>
-      <w:r>
-        <w:rPr>
-          <w:sz w:val="28"/>
-          <w:szCs w:val="28"/>
-        </w:rPr>
-        <w:t xml:space="preserve"> The app is implemented with Flask and SQLite and is intended to be deployed on Render in the final iteration.</w:t>
-      </w:r>
-      <w:r>
-        <w:rPr>
-          <w:sz w:val="28"/>
-          <w:szCs w:val="28"/>
-        </w:rPr>
-        <w:t xml:space="preserve"> </w:t>
-      </w:r>
-    </w:p>
-    <w:p>
-      <w:pPr>
-        <w:rPr>
-          <w:sz w:val="28"/>
-          <w:szCs w:val="28"/>
-        </w:rPr>
-      </w:pPr>
-      <w:r>
-        <w:rPr>
-          <w:sz w:val="28"/>
-          <w:szCs w:val="28"/>
-        </w:rPr>
-        <w:t xml:space="preserve">The Login feature allows registered users to authenticate using email and password and access their saved progression in the </w:t>
-      </w:r>
-      <w:proofErr w:type="spellStart"/>
-      <w:r>
-        <w:rPr>
-          <w:sz w:val="28"/>
-          <w:szCs w:val="28"/>
-        </w:rPr>
-        <w:t>KakuroGame</w:t>
-      </w:r>
-      <w:proofErr w:type="spellEnd"/>
-      <w:r>
-        <w:rPr>
-          <w:sz w:val="28"/>
-          <w:szCs w:val="28"/>
-        </w:rPr>
-        <w:t xml:space="preserve"> system. After a successful login, the system restores the player’s last unlocked level, so they can continue the campaign without restarting from Level 1-1.</w:t>
-      </w:r>
-      <w:r>
-        <w:rPr>
-          <w:sz w:val="28"/>
-          <w:szCs w:val="28"/>
-        </w:rPr>
-        <w:t xml:space="preserve"> </w:t>
-      </w:r>
-      <w:r>
-        <w:rPr>
-          <w:sz w:val="28"/>
-          <w:szCs w:val="28"/>
-        </w:rPr>
-        <w:t>The game does not save the current puzzle grid or timer mid-run. If a logged-in user leaves during a puzzle, that specific attempt/run is lost, but their overall progression (unlocked levels) remains intact. Logged-in users also gain access to leaderboard submissions and features such as starting a New Run, while keeping their previously earned leaderboard records.</w:t>
-      </w:r>
-    </w:p>
-    <w:p>
-      <w:pPr>
-        <w:rPr>
-          <w:sz w:val="28"/>
-          <w:szCs w:val="28"/>
-        </w:rPr>
-      </w:pPr>
-      <w:r>
-        <w:rPr>
-          <w:sz w:val="28"/>
-          <w:szCs w:val="28"/>
-        </w:rPr>
-        <w:t xml:space="preserve">The </w:t>
-      </w:r>
-      <w:proofErr w:type="gramStart"/>
-      <w:r>
-        <w:rPr>
-          <w:sz w:val="28"/>
-          <w:szCs w:val="28"/>
-        </w:rPr>
-        <w:t>Sign Up</w:t>
-      </w:r>
-      <w:proofErr w:type="gramEnd"/>
-      <w:r>
-        <w:rPr>
-          <w:sz w:val="28"/>
-          <w:szCs w:val="28"/>
-        </w:rPr>
-        <w:t xml:space="preserve"> feature enables guest players to create an account and convert their temporary session progress into permanent saved progress. The sign-up form requires name, email, password, and confirm password (password confirmation must match</w:t>
-      </w:r>
-      <w:proofErr w:type="gramStart"/>
-      <w:r>
-        <w:rPr>
-          <w:sz w:val="28"/>
-          <w:szCs w:val="28"/>
-        </w:rPr>
-        <w:t>).Guests</w:t>
-      </w:r>
-      <w:proofErr w:type="gramEnd"/>
-      <w:r>
-        <w:rPr>
-          <w:sz w:val="28"/>
-          <w:szCs w:val="28"/>
-        </w:rPr>
-        <w:t xml:space="preserve"> may be prompted to sign up after completing a puzzle or finishing a campaign run. When a guest signs up, the system uploads their session data to the database and recalculates the official elapsed time using stored timestamps to ensure fairness. If a guest completes a full 15-level campaign in one sitting and signs up afterward, their campaign leaderboard submission is created under the new account. Signing up allows players to preserve progress across sessions and participate in leaderboard rankings.</w:t>
+        <w:t>remain fair and consistent. When a guest signs up and uploads session data, the server recalculates the official elapsed time from the stored timing data before saving the final result in the database. If a guest signs up after completing a full campaign run, the system creates the campaign leaderboard submission under the new account. The project is implemented with Flask and SQLite and is intended to be deployed on Render in the final iteration.</w:t>
       </w:r>
     </w:p>
     <w:sectPr>
